--- a/PEM en TIC_Sesión de Clase 15 Programación I_18_semanas.docx
+++ b/PEM en TIC_Sesión de Clase 15 Programación I_18_semanas.docx
@@ -687,7 +687,7 @@
         <w:t xml:space="preserve"> </w:t>
       </w:r>
       <w:r>
-        <w:t xml:space="preserve">propia, cheat sheet de tres pestañas,</w:t>
+        <w:t xml:space="preserve">propia, cheat sheet de cuatro pestañas (con los contenidos de los quizzes),</w:t>
       </w:r>
       <w:r>
         <w:t xml:space="preserve"> </w:t>
